--- a/treasury-platform/docs/30-readiness/word/DOC-F04-tenant-context-binding-sequence.docx
+++ b/treasury-platform/docs/30-readiness/word/DOC-F04-tenant-context-binding-sequence.docx
@@ -913,6 +913,139 @@
     </w:p>
     <w:p>
       <w:pPr>
+        <w:pBdr>
+          <w:top w:val="single" w:color="E8C766" w:sz="6" w:space="6"/>
+          <w:left w:val="single" w:color="E8C766" w:sz="6" w:space="6"/>
+          <w:bottom w:val="single" w:color="E8C766" w:sz="6" w:space="6"/>
+          <w:right w:val="single" w:color="E8C766" w:sz="6" w:space="6"/>
+        </w:pBdr>
+        <w:shd w:fill="FFF8E1" w:color="auto" w:val="clear"/>
+        <w:bidi/>
+        <w:spacing w:after="160" w:before="60" w:line="300"/>
+        <w:ind w:left="140" w:right="140"/>
+      </w:pPr>
+      <w:r>
+        <w:rPr>
+          <w:rFonts w:ascii="Arial" w:cs="Arial" w:eastAsia="Arial" w:hAnsi="Arial"/>
+          <w:b/>
+          <w:bCs/>
+          <w:sz w:val="20"/>
+          <w:szCs w:val="20"/>
+          <w:rtl/>
+        </w:rPr>
+        <w:t xml:space="preserve">تحديث التنفيذ (2026-10-12):</w:t>
+      </w:r>
+      <w:r>
+        <w:rPr>
+          <w:rFonts w:ascii="Arial" w:cs="Arial" w:eastAsia="Arial" w:hAnsi="Arial"/>
+          <w:b w:val="false"/>
+          <w:bCs w:val="false"/>
+          <w:sz w:val="20"/>
+          <w:szCs w:val="20"/>
+          <w:rtl/>
+        </w:rPr>
+        <w:t xml:space="preserve"> نُفّذت قرارات المالك لبوابة S0 في القاعدة (docs/adr/0003-account-security-in-the-database.md، db/static/030_session_context.sql، db/static/035_account_security.sql) وتمر في CI (48 حالة عزل و14 حالة حسابات في db/tests/auth_flow_tests.sql). أرقام الأسطر المذكورة لملف 030 في هذه الوثيقة تسبق هذا التحديث.</w:t>
+      </w:r>
+    </w:p>
+    <w:p>
+      <w:pPr>
+        <w:pBdr>
+          <w:top w:val="single" w:color="E8C766" w:sz="6" w:space="6"/>
+          <w:left w:val="single" w:color="E8C766" w:sz="6" w:space="6"/>
+          <w:bottom w:val="single" w:color="E8C766" w:sz="6" w:space="6"/>
+          <w:right w:val="single" w:color="E8C766" w:sz="6" w:space="6"/>
+        </w:pBdr>
+        <w:shd w:fill="FFF8E1" w:color="auto" w:val="clear"/>
+        <w:bidi/>
+        <w:spacing w:after="160" w:before="60" w:line="300"/>
+        <w:ind w:left="140" w:right="140"/>
+      </w:pPr>
+      <w:r>
+        <w:rPr>
+          <w:rFonts w:ascii="Arial" w:cs="Arial" w:eastAsia="Arial" w:hAnsi="Arial"/>
+          <w:b w:val="false"/>
+          <w:bCs w:val="false"/>
+          <w:sz w:val="20"/>
+          <w:szCs w:val="20"/>
+          <w:rtl/>
+        </w:rPr>
+        <w:t xml:space="preserve">ما يخص هذه الوثيقة: O-18 مغلق بالخيار (أ) ومصفوفة §7.4 (</w:t>
+      </w:r>
+      <w:r>
+        <w:rPr>
+          <w:rFonts w:ascii="Courier New" w:cs="Courier New" w:eastAsia="Courier New" w:hAnsi="Courier New"/>
+          <w:b w:val="false"/>
+          <w:bCs w:val="false"/>
+          <w:color w:val="1F2937"/>
+          <w:sz w:val="18"/>
+          <w:szCs w:val="18"/>
+          <w:shd w:fill="F1F3F5" w:color="auto" w:val="clear"/>
+          <w:rtl/>
+        </w:rPr>
+        <w:t xml:space="preserve">‎sec.fn_TenantOpen‎</w:t>
+      </w:r>
+      <w:r>
+        <w:rPr>
+          <w:rFonts w:ascii="Arial" w:cs="Arial" w:eastAsia="Arial" w:hAnsi="Arial"/>
+          <w:b w:val="false"/>
+          <w:bCs w:val="false"/>
+          <w:sz w:val="20"/>
+          <w:szCs w:val="20"/>
+          <w:rtl/>
+        </w:rPr>
+        <w:t xml:space="preserve"> و</w:t>
+      </w:r>
+      <w:r>
+        <w:rPr>
+          <w:rFonts w:ascii="Courier New" w:cs="Courier New" w:eastAsia="Courier New" w:hAnsi="Courier New"/>
+          <w:b w:val="false"/>
+          <w:bCs w:val="false"/>
+          <w:color w:val="1F2937"/>
+          <w:sz w:val="18"/>
+          <w:szCs w:val="18"/>
+          <w:shd w:fill="F1F3F5" w:color="auto" w:val="clear"/>
+          <w:rtl/>
+        </w:rPr>
+        <w:t xml:space="preserve">‎sec.fn_TenantLoginAllowed‎</w:t>
+      </w:r>
+      <w:r>
+        <w:rPr>
+          <w:rFonts w:ascii="Arial" w:cs="Arial" w:eastAsia="Arial" w:hAnsi="Arial"/>
+          <w:b w:val="false"/>
+          <w:bCs w:val="false"/>
+          <w:sz w:val="20"/>
+          <w:szCs w:val="20"/>
+          <w:rtl/>
+        </w:rPr>
+        <w:t xml:space="preserve">؛ T40 وT41)، و50006 لمن أثبت كلمة مروره ورفضته الحالة (T42)، والتحويل من العنوان الفرعي بـ </w:t>
+      </w:r>
+      <w:r>
+        <w:rPr>
+          <w:rFonts w:ascii="Courier New" w:cs="Courier New" w:eastAsia="Courier New" w:hAnsi="Courier New"/>
+          <w:b w:val="false"/>
+          <w:bCs w:val="false"/>
+          <w:color w:val="1F2937"/>
+          <w:sz w:val="18"/>
+          <w:szCs w:val="18"/>
+          <w:shd w:fill="F1F3F5" w:color="auto" w:val="clear"/>
+          <w:rtl/>
+        </w:rPr>
+        <w:t xml:space="preserve">‎sec.usp_ResolveTenant‎</w:t>
+      </w:r>
+      <w:r>
+        <w:rPr>
+          <w:rFonts w:ascii="Arial" w:cs="Arial" w:eastAsia="Arial" w:hAnsi="Arial"/>
+          <w:b w:val="false"/>
+          <w:bCs w:val="false"/>
+          <w:sz w:val="20"/>
+          <w:szCs w:val="20"/>
+          <w:rtl/>
+        </w:rPr>
+        <w:t xml:space="preserve"> (DQ-F04-5)، وتمديد الخمول والخروج بإجراءين (DQ-F04-8)، وإنهاء الجلسات عند التعطيل (DQ-F04-9). لم يُبنَ بعد: ربط المهام (DQ-F04-4) وربط الدعم (DQ-F04-6).</w:t>
+      </w:r>
+    </w:p>
+    <w:p>
+      <w:pPr>
         <w:pStyle w:val="Heading1"/>
         <w:bidi/>
       </w:pPr>
@@ -3883,45 +4016,47 @@
             </w:pPr>
             <w:r>
               <w:rPr>
-                <w:rFonts w:ascii="Arial" w:cs="Arial" w:eastAsia="Arial" w:hAnsi="Arial"/>
-                <w:color w:val="2E9E44"/>
-                <w:sz w:val="18"/>
-                <w:szCs w:val="18"/>
-                <w:rtl/>
-              </w:rPr>
-              <w:t xml:space="preserve">●</w:t>
-            </w:r>
-            <w:r>
-              <w:rPr>
-                <w:rFonts w:ascii="Arial" w:cs="Arial" w:eastAsia="Arial" w:hAnsi="Arial"/>
-                <w:b w:val="false"/>
-                <w:bCs w:val="false"/>
-                <w:sz w:val="18"/>
-                <w:szCs w:val="18"/>
-                <w:rtl/>
-              </w:rPr>
-              <w:t xml:space="preserve"> الوضع، </w:t>
-            </w:r>
-            <w:r>
-              <w:rPr>
-                <w:rFonts w:ascii="Arial" w:cs="Arial" w:eastAsia="Arial" w:hAnsi="Arial"/>
-                <w:color w:val="E0A800"/>
-                <w:sz w:val="18"/>
-                <w:szCs w:val="18"/>
-                <w:rtl/>
-              </w:rPr>
-              <w:t xml:space="preserve">●</w:t>
-            </w:r>
-            <w:r>
-              <w:rPr>
-                <w:rFonts w:ascii="Arial" w:cs="Arial" w:eastAsia="Arial" w:hAnsi="Arial"/>
-                <w:b w:val="false"/>
-                <w:bCs w:val="false"/>
-                <w:sz w:val="18"/>
-                <w:szCs w:val="18"/>
-                <w:rtl/>
-              </w:rPr>
-              <w:t xml:space="preserve"> النقل</w:t>
+                <w:rFonts w:ascii="Segoe UI Emoji" w:cs="Segoe UI Emoji" w:eastAsia="Segoe UI Emoji" w:hAnsi="Segoe UI Emoji"/>
+                <w:sz w:val="18"/>
+                <w:szCs w:val="18"/>
+                <w:rtl/>
+              </w:rPr>
+              <w:t xml:space="preserve">✅</w:t>
+            </w:r>
+            <w:r>
+              <w:rPr>
+                <w:rFonts w:ascii="Arial" w:cs="Arial" w:eastAsia="Arial" w:hAnsi="Arial"/>
+                <w:b w:val="false"/>
+                <w:bCs w:val="false"/>
+                <w:sz w:val="18"/>
+                <w:szCs w:val="18"/>
+                <w:rtl/>
+              </w:rPr>
+              <w:t xml:space="preserve"> نُقل إلى </w:t>
+            </w:r>
+            <w:r>
+              <w:rPr>
+                <w:rFonts w:ascii="Courier New" w:cs="Courier New" w:eastAsia="Courier New" w:hAnsi="Courier New"/>
+                <w:b w:val="false"/>
+                <w:bCs w:val="false"/>
+                <w:color w:val="1F2937"/>
+                <w:sz w:val="16"/>
+                <w:szCs w:val="16"/>
+                <w:shd w:fill="F1F3F5" w:color="auto" w:val="clear"/>
+                <w:rtl/>
+              </w:rPr>
+              <w:t xml:space="preserve">‎sec.usp_TouchSession‎</w:t>
+            </w:r>
+            <w:r>
+              <w:rPr>
+                <w:rFonts w:ascii="Arial" w:cs="Arial" w:eastAsia="Arial" w:hAnsi="Arial"/>
+                <w:b w:val="false"/>
+                <w:bCs w:val="false"/>
+                <w:sz w:val="18"/>
+                <w:szCs w:val="18"/>
+                <w:rtl/>
+              </w:rPr>
+              <w:t xml:space="preserve">، ومُنع التعديل المباشر (ADR 0003)</w:t>
             </w:r>
           </w:p>
         </w:tc>
@@ -14310,9 +14445,9 @@
         </w:tblBorders>
       </w:tblPr>
       <w:tblGrid>
-        <w:gridCol w:w="957"/>
-        <w:gridCol w:w="7033"/>
-        <w:gridCol w:w="1874"/>
+        <w:gridCol w:w="965"/>
+        <w:gridCol w:w="6718"/>
+        <w:gridCol w:w="2181"/>
       </w:tblGrid>
       <w:tr>
         <w:trPr>
@@ -14321,7 +14456,7 @@
         </w:trPr>
         <w:tc>
           <w:tcPr>
-            <w:tcW w:type="dxa" w:w="957"/>
+            <w:tcW w:type="dxa" w:w="965"/>
             <w:tcBorders>
               <w:top w:val="single" w:color="BFC9D6" w:sz="4"/>
               <w:left w:val="single" w:color="BFC9D6" w:sz="4"/>
@@ -14359,7 +14494,7 @@
         </w:tc>
         <w:tc>
           <w:tcPr>
-            <w:tcW w:type="dxa" w:w="7033"/>
+            <w:tcW w:type="dxa" w:w="6718"/>
             <w:tcBorders>
               <w:top w:val="single" w:color="BFC9D6" w:sz="4"/>
               <w:left w:val="single" w:color="BFC9D6" w:sz="4"/>
@@ -14397,7 +14532,7 @@
         </w:tc>
         <w:tc>
           <w:tcPr>
-            <w:tcW w:type="dxa" w:w="1874"/>
+            <w:tcW w:type="dxa" w:w="2181"/>
             <w:tcBorders>
               <w:top w:val="single" w:color="BFC9D6" w:sz="4"/>
               <w:left w:val="single" w:color="BFC9D6" w:sz="4"/>
@@ -14440,7 +14575,7 @@
         </w:trPr>
         <w:tc>
           <w:tcPr>
-            <w:tcW w:type="dxa" w:w="957"/>
+            <w:tcW w:type="dxa" w:w="965"/>
             <w:tcBorders>
               <w:top w:val="single" w:color="BFC9D6" w:sz="4"/>
               <w:left w:val="single" w:color="BFC9D6" w:sz="4"/>
@@ -14476,73 +14611,82 @@
         </w:tc>
         <w:tc>
           <w:tcPr>
-            <w:tcW w:type="dxa" w:w="7033"/>
-            <w:tcBorders>
-              <w:top w:val="single" w:color="BFC9D6" w:sz="4"/>
-              <w:left w:val="single" w:color="BFC9D6" w:sz="4"/>
-              <w:bottom w:val="single" w:color="BFC9D6" w:sz="4"/>
-              <w:right w:val="single" w:color="BFC9D6" w:sz="4"/>
-            </w:tcBorders>
-            <w:tcMar>
-              <w:top w:type="dxa" w:w="50"/>
-              <w:left w:type="dxa" w:w="90"/>
-              <w:bottom w:type="dxa" w:w="50"/>
-              <w:right w:type="dxa" w:w="90"/>
-            </w:tcMar>
-            <w:vAlign w:val="top"/>
-          </w:tcPr>
-          <w:p>
-            <w:pPr>
-              <w:keepNext w:val="false"/>
-              <w:bidi/>
-              <w:spacing w:after="30" w:before="30" w:line="264"/>
-            </w:pPr>
-            <w:r>
-              <w:rPr>
-                <w:rFonts w:ascii="Arial" w:cs="Arial" w:eastAsia="Arial" w:hAnsi="Arial"/>
-                <w:b w:val="false"/>
-                <w:bCs w:val="false"/>
-                <w:sz w:val="18"/>
-                <w:szCs w:val="18"/>
-                <w:rtl/>
-              </w:rPr>
-              <w:t xml:space="preserve">SUSPENDED يقبل كل مستخدم نشط، والقاعدة تقصره على مدير الحساب (O-18 في tools/dbgen/erd_open_items.py:115-120).</w:t>
-            </w:r>
-          </w:p>
-        </w:tc>
-        <w:tc>
-          <w:tcPr>
-            <w:tcW w:type="dxa" w:w="1874"/>
-            <w:tcBorders>
-              <w:top w:val="single" w:color="BFC9D6" w:sz="4"/>
-              <w:left w:val="single" w:color="BFC9D6" w:sz="4"/>
-              <w:bottom w:val="single" w:color="BFC9D6" w:sz="4"/>
-              <w:right w:val="single" w:color="BFC9D6" w:sz="4"/>
-            </w:tcBorders>
-            <w:tcMar>
-              <w:top w:type="dxa" w:w="50"/>
-              <w:left w:type="dxa" w:w="90"/>
-              <w:bottom w:type="dxa" w:w="50"/>
-              <w:right w:type="dxa" w:w="90"/>
-            </w:tcMar>
-            <w:vAlign w:val="top"/>
-          </w:tcPr>
-          <w:p>
-            <w:pPr>
-              <w:keepNext w:val="false"/>
-              <w:bidi/>
-              <w:spacing w:after="30" w:before="30" w:line="264"/>
-            </w:pPr>
-            <w:r>
-              <w:rPr>
-                <w:rFonts w:ascii="Arial" w:cs="Arial" w:eastAsia="Arial" w:hAnsi="Arial"/>
-                <w:b w:val="false"/>
-                <w:bCs w:val="false"/>
-                <w:sz w:val="18"/>
-                <w:szCs w:val="18"/>
-                <w:rtl/>
-              </w:rPr>
-              <w:t xml:space="preserve">مستخدمو مشترك معلّق يقرؤون بياناته.</w:t>
+            <w:tcW w:type="dxa" w:w="6718"/>
+            <w:tcBorders>
+              <w:top w:val="single" w:color="BFC9D6" w:sz="4"/>
+              <w:left w:val="single" w:color="BFC9D6" w:sz="4"/>
+              <w:bottom w:val="single" w:color="BFC9D6" w:sz="4"/>
+              <w:right w:val="single" w:color="BFC9D6" w:sz="4"/>
+            </w:tcBorders>
+            <w:tcMar>
+              <w:top w:type="dxa" w:w="50"/>
+              <w:left w:type="dxa" w:w="90"/>
+              <w:bottom w:type="dxa" w:w="50"/>
+              <w:right w:type="dxa" w:w="90"/>
+            </w:tcMar>
+            <w:vAlign w:val="top"/>
+          </w:tcPr>
+          <w:p>
+            <w:pPr>
+              <w:keepNext w:val="false"/>
+              <w:bidi/>
+              <w:spacing w:after="30" w:before="30" w:line="264"/>
+            </w:pPr>
+            <w:r>
+              <w:rPr>
+                <w:rFonts w:ascii="Segoe UI Emoji" w:cs="Segoe UI Emoji" w:eastAsia="Segoe UI Emoji" w:hAnsi="Segoe UI Emoji"/>
+                <w:sz w:val="18"/>
+                <w:szCs w:val="18"/>
+                <w:rtl/>
+              </w:rPr>
+              <w:t xml:space="preserve">✅</w:t>
+            </w:r>
+            <w:r>
+              <w:rPr>
+                <w:rFonts w:ascii="Arial" w:cs="Arial" w:eastAsia="Arial" w:hAnsi="Arial"/>
+                <w:b w:val="false"/>
+                <w:bCs w:val="false"/>
+                <w:sz w:val="18"/>
+                <w:szCs w:val="18"/>
+                <w:rtl/>
+              </w:rPr>
+              <w:t xml:space="preserve"> أُغلقت (ADR 0003): SUSPENDED يقبل مدير الحساب وحده (O-18).</w:t>
+            </w:r>
+          </w:p>
+        </w:tc>
+        <w:tc>
+          <w:tcPr>
+            <w:tcW w:type="dxa" w:w="2181"/>
+            <w:tcBorders>
+              <w:top w:val="single" w:color="BFC9D6" w:sz="4"/>
+              <w:left w:val="single" w:color="BFC9D6" w:sz="4"/>
+              <w:bottom w:val="single" w:color="BFC9D6" w:sz="4"/>
+              <w:right w:val="single" w:color="BFC9D6" w:sz="4"/>
+            </w:tcBorders>
+            <w:tcMar>
+              <w:top w:type="dxa" w:w="50"/>
+              <w:left w:type="dxa" w:w="90"/>
+              <w:bottom w:type="dxa" w:w="50"/>
+              <w:right w:type="dxa" w:w="90"/>
+            </w:tcMar>
+            <w:vAlign w:val="top"/>
+          </w:tcPr>
+          <w:p>
+            <w:pPr>
+              <w:keepNext w:val="false"/>
+              <w:bidi/>
+              <w:spacing w:after="30" w:before="30" w:line="264"/>
+            </w:pPr>
+            <w:r>
+              <w:rPr>
+                <w:rFonts w:ascii="Arial" w:cs="Arial" w:eastAsia="Arial" w:hAnsi="Arial"/>
+                <w:b w:val="false"/>
+                <w:bCs w:val="false"/>
+                <w:sz w:val="18"/>
+                <w:szCs w:val="18"/>
+                <w:rtl/>
+              </w:rPr>
+              <w:t xml:space="preserve">—</w:t>
             </w:r>
           </w:p>
         </w:tc>
@@ -14553,7 +14697,7 @@
         </w:trPr>
         <w:tc>
           <w:tcPr>
-            <w:tcW w:type="dxa" w:w="957"/>
+            <w:tcW w:type="dxa" w:w="965"/>
             <w:tcBorders>
               <w:top w:val="single" w:color="BFC9D6" w:sz="4"/>
               <w:left w:val="single" w:color="BFC9D6" w:sz="4"/>
@@ -14590,7 +14734,7 @@
         </w:tc>
         <w:tc>
           <w:tcPr>
-            <w:tcW w:type="dxa" w:w="7033"/>
+            <w:tcW w:type="dxa" w:w="6718"/>
             <w:tcBorders>
               <w:top w:val="single" w:color="BFC9D6" w:sz="4"/>
               <w:left w:val="single" w:color="BFC9D6" w:sz="4"/>
@@ -14627,7 +14771,7 @@
         </w:tc>
         <w:tc>
           <w:tcPr>
-            <w:tcW w:type="dxa" w:w="1874"/>
+            <w:tcW w:type="dxa" w:w="2181"/>
             <w:tcBorders>
               <w:top w:val="single" w:color="BFC9D6" w:sz="4"/>
               <w:left w:val="single" w:color="BFC9D6" w:sz="4"/>
@@ -14669,7 +14813,7 @@
         </w:trPr>
         <w:tc>
           <w:tcPr>
-            <w:tcW w:type="dxa" w:w="957"/>
+            <w:tcW w:type="dxa" w:w="965"/>
             <w:tcBorders>
               <w:top w:val="single" w:color="BFC9D6" w:sz="4"/>
               <w:left w:val="single" w:color="BFC9D6" w:sz="4"/>
@@ -14705,7 +14849,7 @@
         </w:tc>
         <w:tc>
           <w:tcPr>
-            <w:tcW w:type="dxa" w:w="7033"/>
+            <w:tcW w:type="dxa" w:w="6718"/>
             <w:tcBorders>
               <w:top w:val="single" w:color="BFC9D6" w:sz="4"/>
               <w:left w:val="single" w:color="BFC9D6" w:sz="4"/>
@@ -14741,7 +14885,7 @@
         </w:tc>
         <w:tc>
           <w:tcPr>
-            <w:tcW w:type="dxa" w:w="1874"/>
+            <w:tcW w:type="dxa" w:w="2181"/>
             <w:tcBorders>
               <w:top w:val="single" w:color="BFC9D6" w:sz="4"/>
               <w:left w:val="single" w:color="BFC9D6" w:sz="4"/>
@@ -14782,7 +14926,7 @@
         </w:trPr>
         <w:tc>
           <w:tcPr>
-            <w:tcW w:type="dxa" w:w="957"/>
+            <w:tcW w:type="dxa" w:w="965"/>
             <w:tcBorders>
               <w:top w:val="single" w:color="BFC9D6" w:sz="4"/>
               <w:left w:val="single" w:color="BFC9D6" w:sz="4"/>
@@ -14819,7 +14963,7 @@
         </w:tc>
         <w:tc>
           <w:tcPr>
-            <w:tcW w:type="dxa" w:w="7033"/>
+            <w:tcW w:type="dxa" w:w="6718"/>
             <w:tcBorders>
               <w:top w:val="single" w:color="BFC9D6" w:sz="4"/>
               <w:left w:val="single" w:color="BFC9D6" w:sz="4"/>
@@ -14904,7 +15048,7 @@
         </w:tc>
         <w:tc>
           <w:tcPr>
-            <w:tcW w:type="dxa" w:w="1874"/>
+            <w:tcW w:type="dxa" w:w="2181"/>
             <w:tcBorders>
               <w:top w:val="single" w:color="BFC9D6" w:sz="4"/>
               <w:left w:val="single" w:color="BFC9D6" w:sz="4"/>
@@ -14946,7 +15090,7 @@
         </w:trPr>
         <w:tc>
           <w:tcPr>
-            <w:tcW w:type="dxa" w:w="957"/>
+            <w:tcW w:type="dxa" w:w="965"/>
             <w:tcBorders>
               <w:top w:val="single" w:color="BFC9D6" w:sz="4"/>
               <w:left w:val="single" w:color="BFC9D6" w:sz="4"/>
@@ -14982,7 +15126,7 @@
         </w:tc>
         <w:tc>
           <w:tcPr>
-            <w:tcW w:type="dxa" w:w="7033"/>
+            <w:tcW w:type="dxa" w:w="6718"/>
             <w:tcBorders>
               <w:top w:val="single" w:color="BFC9D6" w:sz="4"/>
               <w:left w:val="single" w:color="BFC9D6" w:sz="4"/>
@@ -15042,7 +15186,7 @@
         </w:tc>
         <w:tc>
           <w:tcPr>
-            <w:tcW w:type="dxa" w:w="1874"/>
+            <w:tcW w:type="dxa" w:w="2181"/>
             <w:tcBorders>
               <w:top w:val="single" w:color="BFC9D6" w:sz="4"/>
               <w:left w:val="single" w:color="BFC9D6" w:sz="4"/>
@@ -15083,7 +15227,7 @@
         </w:trPr>
         <w:tc>
           <w:tcPr>
-            <w:tcW w:type="dxa" w:w="957"/>
+            <w:tcW w:type="dxa" w:w="965"/>
             <w:tcBorders>
               <w:top w:val="single" w:color="BFC9D6" w:sz="4"/>
               <w:left w:val="single" w:color="BFC9D6" w:sz="4"/>
@@ -15120,7 +15264,7 @@
         </w:tc>
         <w:tc>
           <w:tcPr>
-            <w:tcW w:type="dxa" w:w="7033"/>
+            <w:tcW w:type="dxa" w:w="6718"/>
             <w:tcBorders>
               <w:top w:val="single" w:color="BFC9D6" w:sz="4"/>
               <w:left w:val="single" w:color="BFC9D6" w:sz="4"/>
@@ -15157,7 +15301,7 @@
         </w:tc>
         <w:tc>
           <w:tcPr>
-            <w:tcW w:type="dxa" w:w="1874"/>
+            <w:tcW w:type="dxa" w:w="2181"/>
             <w:tcBorders>
               <w:top w:val="single" w:color="BFC9D6" w:sz="4"/>
               <w:left w:val="single" w:color="BFC9D6" w:sz="4"/>
@@ -15199,7 +15343,7 @@
         </w:trPr>
         <w:tc>
           <w:tcPr>
-            <w:tcW w:type="dxa" w:w="957"/>
+            <w:tcW w:type="dxa" w:w="965"/>
             <w:tcBorders>
               <w:top w:val="single" w:color="BFC9D6" w:sz="4"/>
               <w:left w:val="single" w:color="BFC9D6" w:sz="4"/>
@@ -15235,7 +15379,7 @@
         </w:tc>
         <w:tc>
           <w:tcPr>
-            <w:tcW w:type="dxa" w:w="7033"/>
+            <w:tcW w:type="dxa" w:w="6718"/>
             <w:tcBorders>
               <w:top w:val="single" w:color="BFC9D6" w:sz="4"/>
               <w:left w:val="single" w:color="BFC9D6" w:sz="4"/>
@@ -15271,7 +15415,7 @@
         </w:tc>
         <w:tc>
           <w:tcPr>
-            <w:tcW w:type="dxa" w:w="1874"/>
+            <w:tcW w:type="dxa" w:w="2181"/>
             <w:tcBorders>
               <w:top w:val="single" w:color="BFC9D6" w:sz="4"/>
               <w:left w:val="single" w:color="BFC9D6" w:sz="4"/>
@@ -17530,14 +17674,23 @@
             </w:pPr>
             <w:r>
               <w:rPr>
-                <w:rFonts w:ascii="Arial" w:cs="Arial" w:eastAsia="Arial" w:hAnsi="Arial"/>
-                <w:b w:val="false"/>
-                <w:bCs w:val="false"/>
-                <w:sz w:val="18"/>
-                <w:szCs w:val="18"/>
-                <w:rtl/>
-              </w:rPr>
-              <w:t xml:space="preserve">الخيار (أ) بالمصفوفة في §7.4</w:t>
+                <w:rFonts w:ascii="Segoe UI Emoji" w:cs="Segoe UI Emoji" w:eastAsia="Segoe UI Emoji" w:hAnsi="Segoe UI Emoji"/>
+                <w:sz w:val="18"/>
+                <w:szCs w:val="18"/>
+                <w:rtl/>
+              </w:rPr>
+              <w:t xml:space="preserve">✅</w:t>
+            </w:r>
+            <w:r>
+              <w:rPr>
+                <w:rFonts w:ascii="Arial" w:cs="Arial" w:eastAsia="Arial" w:hAnsi="Arial"/>
+                <w:b w:val="false"/>
+                <w:bCs w:val="false"/>
+                <w:sz w:val="18"/>
+                <w:szCs w:val="18"/>
+                <w:rtl/>
+              </w:rPr>
+              <w:t xml:space="preserve"> معتمد من المالك (2026-10-12): الخيار (أ) بالمصفوفة في §7.4</w:t>
             </w:r>
           </w:p>
         </w:tc>
@@ -17718,14 +17871,23 @@
             </w:pPr>
             <w:r>
               <w:rPr>
-                <w:rFonts w:ascii="Arial" w:cs="Arial" w:eastAsia="Arial" w:hAnsi="Arial"/>
-                <w:b w:val="false"/>
-                <w:bCs w:val="false"/>
-                <w:sz w:val="18"/>
-                <w:szCs w:val="18"/>
-                <w:rtl/>
-              </w:rPr>
-              <w:t xml:space="preserve">لا دخول لمستخدمي المشترك؛ قراءة المشغّل بإجراء مُراجَع بطلب مكتوب</w:t>
+                <w:rFonts w:ascii="Segoe UI Emoji" w:cs="Segoe UI Emoji" w:eastAsia="Segoe UI Emoji" w:hAnsi="Segoe UI Emoji"/>
+                <w:sz w:val="18"/>
+                <w:szCs w:val="18"/>
+                <w:rtl/>
+              </w:rPr>
+              <w:t xml:space="preserve">✅</w:t>
+            </w:r>
+            <w:r>
+              <w:rPr>
+                <w:rFonts w:ascii="Arial" w:cs="Arial" w:eastAsia="Arial" w:hAnsi="Arial"/>
+                <w:b w:val="false"/>
+                <w:bCs w:val="false"/>
+                <w:sz w:val="18"/>
+                <w:szCs w:val="18"/>
+                <w:rtl/>
+              </w:rPr>
+              <w:t xml:space="preserve"> معتمد من المالك (2026-10-12): لا دخول لمستخدمي المشترك؛ قراءة المشغّل بإجراء مُراجَع بطلب مكتوب</w:t>
             </w:r>
           </w:p>
         </w:tc>
@@ -18588,6 +18750,26 @@
               <w:bidi/>
               <w:spacing w:after="30" w:before="30" w:line="264"/>
             </w:pPr>
+            <w:r>
+              <w:rPr>
+                <w:rFonts w:ascii="Segoe UI Emoji" w:cs="Segoe UI Emoji" w:eastAsia="Segoe UI Emoji" w:hAnsi="Segoe UI Emoji"/>
+                <w:sz w:val="18"/>
+                <w:szCs w:val="18"/>
+                <w:rtl/>
+              </w:rPr>
+              <w:t xml:space="preserve">✅</w:t>
+            </w:r>
+            <w:r>
+              <w:rPr>
+                <w:rFonts w:ascii="Arial" w:cs="Arial" w:eastAsia="Arial" w:hAnsi="Arial"/>
+                <w:b w:val="false"/>
+                <w:bCs w:val="false"/>
+                <w:sz w:val="18"/>
+                <w:szCs w:val="18"/>
+                <w:rtl/>
+              </w:rPr>
+              <w:t xml:space="preserve"> معتمد من المالك (2026-10-12): </w:t>
+            </w:r>
             <w:r>
               <w:rPr>
                 <w:rFonts w:ascii="Courier New" w:cs="Courier New" w:eastAsia="Courier New" w:hAnsi="Courier New"/>

--- a/treasury-platform/docs/30-readiness/word/DOC-F04-tenant-context-binding-sequence.docx
+++ b/treasury-platform/docs/30-readiness/word/DOC-F04-tenant-context-binding-sequence.docx
@@ -1042,6 +1042,151 @@
           <w:rtl/>
         </w:rPr>
         <w:t xml:space="preserve"> (DQ-F04-5)، وتمديد الخمول والخروج بإجراءين (DQ-F04-8)، وإنهاء الجلسات عند التعطيل (DQ-F04-9). لم يُبنَ بعد: ربط المهام (DQ-F04-4) وربط الدعم (DQ-F04-6).</w:t>
+      </w:r>
+    </w:p>
+    <w:p>
+      <w:pPr>
+        <w:pBdr>
+          <w:top w:val="single" w:color="E8C766" w:sz="6" w:space="6"/>
+          <w:left w:val="single" w:color="E8C766" w:sz="6" w:space="6"/>
+          <w:bottom w:val="single" w:color="E8C766" w:sz="6" w:space="6"/>
+          <w:right w:val="single" w:color="E8C766" w:sz="6" w:space="6"/>
+        </w:pBdr>
+        <w:shd w:fill="FFF8E1" w:color="auto" w:val="clear"/>
+        <w:bidi/>
+        <w:spacing w:after="160" w:before="60" w:line="300"/>
+        <w:ind w:left="140" w:right="140"/>
+      </w:pPr>
+      <w:r>
+        <w:rPr>
+          <w:rFonts w:ascii="Arial" w:cs="Arial" w:eastAsia="Arial" w:hAnsi="Arial"/>
+          <w:b w:val="false"/>
+          <w:bCs w:val="false"/>
+          <w:sz w:val="20"/>
+          <w:szCs w:val="20"/>
+          <w:rtl/>
+        </w:rPr>
+        <w:t xml:space="preserve">وبـ docs/adr/0004-platform-access-jobs-and-onboarding.md (ADR 0004): ربط المهام (§5.2) منفّذ في db/static/037_job_context.sql بدور </w:t>
+      </w:r>
+      <w:r>
+        <w:rPr>
+          <w:rFonts w:ascii="Courier New" w:cs="Courier New" w:eastAsia="Courier New" w:hAnsi="Courier New"/>
+          <w:b w:val="false"/>
+          <w:bCs w:val="false"/>
+          <w:color w:val="1F2937"/>
+          <w:sz w:val="18"/>
+          <w:szCs w:val="18"/>
+          <w:shd w:fill="F1F3F5" w:color="auto" w:val="clear"/>
+          <w:rtl/>
+        </w:rPr>
+        <w:t xml:space="preserve">‎tp_jobs‎</w:t>
+      </w:r>
+      <w:r>
+        <w:rPr>
+          <w:rFonts w:ascii="Arial" w:cs="Arial" w:eastAsia="Arial" w:hAnsi="Arial"/>
+          <w:b w:val="false"/>
+          <w:bCs w:val="false"/>
+          <w:sz w:val="20"/>
+          <w:szCs w:val="20"/>
+          <w:rtl/>
+        </w:rPr>
+        <w:t xml:space="preserve"> وقائمة المهام المغلقة </w:t>
+      </w:r>
+      <w:r>
+        <w:rPr>
+          <w:rFonts w:ascii="Courier New" w:cs="Courier New" w:eastAsia="Courier New" w:hAnsi="Courier New"/>
+          <w:b w:val="false"/>
+          <w:bCs w:val="false"/>
+          <w:color w:val="1F2937"/>
+          <w:sz w:val="18"/>
+          <w:szCs w:val="18"/>
+          <w:shd w:fill="F1F3F5" w:color="auto" w:val="clear"/>
+          <w:rtl/>
+        </w:rPr>
+        <w:t xml:space="preserve">‎cfg.JobDefinition‎</w:t>
+      </w:r>
+      <w:r>
+        <w:rPr>
+          <w:rFonts w:ascii="Arial" w:cs="Arial" w:eastAsia="Arial" w:hAnsi="Arial"/>
+          <w:b w:val="false"/>
+          <w:bCs w:val="false"/>
+          <w:sz w:val="20"/>
+          <w:szCs w:val="20"/>
+          <w:rtl/>
+        </w:rPr>
+        <w:t xml:space="preserve"> وحالات المشترك من §7.4 (الاختبارات J1 إلى J6)، وربط الدعم (§6.2) منفّذ في db/static/036_operator_and_support.sql بدور </w:t>
+      </w:r>
+      <w:r>
+        <w:rPr>
+          <w:rFonts w:ascii="Courier New" w:cs="Courier New" w:eastAsia="Courier New" w:hAnsi="Courier New"/>
+          <w:b w:val="false"/>
+          <w:bCs w:val="false"/>
+          <w:color w:val="1F2937"/>
+          <w:sz w:val="18"/>
+          <w:szCs w:val="18"/>
+          <w:shd w:fill="F1F3F5" w:color="auto" w:val="clear"/>
+          <w:rtl/>
+        </w:rPr>
+        <w:t xml:space="preserve">‎tp_support‎</w:t>
+      </w:r>
+      <w:r>
+        <w:rPr>
+          <w:rFonts w:ascii="Arial" w:cs="Arial" w:eastAsia="Arial" w:hAnsi="Arial"/>
+          <w:b w:val="false"/>
+          <w:bCs w:val="false"/>
+          <w:sz w:val="20"/>
+          <w:szCs w:val="20"/>
+          <w:rtl/>
+        </w:rPr>
+        <w:t xml:space="preserve"> وجلسة مشغّل داخل القاعدة وعمودي </w:t>
+      </w:r>
+      <w:r>
+        <w:rPr>
+          <w:rFonts w:ascii="Courier New" w:cs="Courier New" w:eastAsia="Courier New" w:hAnsi="Courier New"/>
+          <w:b w:val="false"/>
+          <w:bCs w:val="false"/>
+          <w:color w:val="1F2937"/>
+          <w:sz w:val="18"/>
+          <w:szCs w:val="18"/>
+          <w:shd w:fill="F1F3F5" w:color="auto" w:val="clear"/>
+          <w:rtl/>
+        </w:rPr>
+        <w:t xml:space="preserve">‎BindingKind‎</w:t>
+      </w:r>
+      <w:r>
+        <w:rPr>
+          <w:rFonts w:ascii="Arial" w:cs="Arial" w:eastAsia="Arial" w:hAnsi="Arial"/>
+          <w:b w:val="false"/>
+          <w:bCs w:val="false"/>
+          <w:sz w:val="20"/>
+          <w:szCs w:val="20"/>
+          <w:rtl/>
+        </w:rPr>
+        <w:t xml:space="preserve"> و</w:t>
+      </w:r>
+      <w:r>
+        <w:rPr>
+          <w:rFonts w:ascii="Courier New" w:cs="Courier New" w:eastAsia="Courier New" w:hAnsi="Courier New"/>
+          <w:b w:val="false"/>
+          <w:bCs w:val="false"/>
+          <w:color w:val="1F2937"/>
+          <w:sz w:val="18"/>
+          <w:szCs w:val="18"/>
+          <w:shd w:fill="F1F3F5" w:color="auto" w:val="clear"/>
+          <w:rtl/>
+        </w:rPr>
+        <w:t xml:space="preserve">‎BoundOperatorId‎</w:t>
+      </w:r>
+      <w:r>
+        <w:rPr>
+          <w:rFonts w:ascii="Arial" w:cs="Arial" w:eastAsia="Arial" w:hAnsi="Arial"/>
+          <w:b w:val="false"/>
+          <w:bCs w:val="false"/>
+          <w:sz w:val="20"/>
+          <w:szCs w:val="20"/>
+          <w:rtl/>
+        </w:rPr>
+        <w:t xml:space="preserve"> (P1 إلى P10). وإجراءات المدير لا تقبل إلا ربط مستخدم، فلا يستعملها ربط مهمة أو دعم.</w:t>
       </w:r>
     </w:p>
     <w:p>

--- a/treasury-platform/docs/30-readiness/word/DOC-F04-tenant-context-binding-sequence.docx
+++ b/treasury-platform/docs/30-readiness/word/DOC-F04-tenant-context-binding-sequence.docx
@@ -1187,6 +1187,42 @@
           <w:rtl/>
         </w:rPr>
         <w:t xml:space="preserve"> (P1 إلى P10). وإجراءات المدير لا تقبل إلا ربط مستخدم، فلا يستعملها ربط مهمة أو دعم.</w:t>
+      </w:r>
+    </w:p>
+    <w:p>
+      <w:pPr>
+        <w:pBdr>
+          <w:top w:val="single" w:color="E8C766" w:sz="6" w:space="6"/>
+          <w:left w:val="single" w:color="E8C766" w:sz="6" w:space="6"/>
+          <w:bottom w:val="single" w:color="E8C766" w:sz="6" w:space="6"/>
+          <w:right w:val="single" w:color="E8C766" w:sz="6" w:space="6"/>
+        </w:pBdr>
+        <w:shd w:fill="FFF8E1" w:color="auto" w:val="clear"/>
+        <w:bidi/>
+        <w:spacing w:after="160" w:before="60" w:line="300"/>
+        <w:ind w:left="140" w:right="140"/>
+      </w:pPr>
+      <w:r>
+        <w:rPr>
+          <w:rFonts w:ascii="Arial" w:cs="Arial" w:eastAsia="Arial" w:hAnsi="Arial"/>
+          <w:b/>
+          <w:bCs/>
+          <w:sz w:val="20"/>
+          <w:szCs w:val="20"/>
+          <w:rtl/>
+        </w:rPr>
+        <w:t xml:space="preserve">تحديث التنفيذ (2026-10-13):</w:t>
+      </w:r>
+      <w:r>
+        <w:rPr>
+          <w:rFonts w:ascii="Arial" w:cs="Arial" w:eastAsia="Arial" w:hAnsi="Arial"/>
+          <w:b w:val="false"/>
+          <w:bCs w:val="false"/>
+          <w:sz w:val="20"/>
+          <w:szCs w:val="20"/>
+          <w:rtl/>
+        </w:rPr>
+        <w:t xml:space="preserve"> كل ربط لمهمة يكتب صف تدقيق للمشترك بمعرّف JobKey وحساب الخدمة فاعلًا (§5.2)، وكل ربط دعم يكتب صفًا عالي الشدة للمشترك يسمّي المشغّل والمنحة، فيرى المشترك من دخل بياناته (docs/adr/0007-audit-written-by-the-database.md، الاختباران J7 وP11).</w:t>
       </w:r>
     </w:p>
     <w:p>

--- a/treasury-platform/docs/30-readiness/word/DOC-F04-tenant-context-binding-sequence.docx
+++ b/treasury-platform/docs/30-readiness/word/DOC-F04-tenant-context-binding-sequence.docx
@@ -17552,11 +17552,11 @@
         </w:tblBorders>
       </w:tblPr>
       <w:tblGrid>
-        <w:gridCol w:w="1052"/>
-        <w:gridCol w:w="2498"/>
-        <w:gridCol w:w="3685"/>
-        <w:gridCol w:w="1183"/>
-        <w:gridCol w:w="1446"/>
+        <w:gridCol w:w="973"/>
+        <w:gridCol w:w="1880"/>
+        <w:gridCol w:w="4950"/>
+        <w:gridCol w:w="973"/>
+        <w:gridCol w:w="1088"/>
       </w:tblGrid>
       <w:tr>
         <w:trPr>
@@ -17565,7 +17565,7 @@
         </w:trPr>
         <w:tc>
           <w:tcPr>
-            <w:tcW w:type="dxa" w:w="1052"/>
+            <w:tcW w:type="dxa" w:w="973"/>
             <w:tcBorders>
               <w:top w:val="single" w:color="BFC9D6" w:sz="4"/>
               <w:left w:val="single" w:color="BFC9D6" w:sz="4"/>
@@ -17603,7 +17603,7 @@
         </w:tc>
         <w:tc>
           <w:tcPr>
-            <w:tcW w:type="dxa" w:w="2498"/>
+            <w:tcW w:type="dxa" w:w="1880"/>
             <w:tcBorders>
               <w:top w:val="single" w:color="BFC9D6" w:sz="4"/>
               <w:left w:val="single" w:color="BFC9D6" w:sz="4"/>
@@ -17641,7 +17641,7 @@
         </w:tc>
         <w:tc>
           <w:tcPr>
-            <w:tcW w:type="dxa" w:w="3685"/>
+            <w:tcW w:type="dxa" w:w="4950"/>
             <w:tcBorders>
               <w:top w:val="single" w:color="BFC9D6" w:sz="4"/>
               <w:left w:val="single" w:color="BFC9D6" w:sz="4"/>
@@ -17679,7 +17679,7 @@
         </w:tc>
         <w:tc>
           <w:tcPr>
-            <w:tcW w:type="dxa" w:w="1183"/>
+            <w:tcW w:type="dxa" w:w="973"/>
             <w:tcBorders>
               <w:top w:val="single" w:color="BFC9D6" w:sz="4"/>
               <w:left w:val="single" w:color="BFC9D6" w:sz="4"/>
@@ -17717,7 +17717,7 @@
         </w:tc>
         <w:tc>
           <w:tcPr>
-            <w:tcW w:type="dxa" w:w="1446"/>
+            <w:tcW w:type="dxa" w:w="1088"/>
             <w:tcBorders>
               <w:top w:val="single" w:color="BFC9D6" w:sz="4"/>
               <w:left w:val="single" w:color="BFC9D6" w:sz="4"/>
@@ -17760,7 +17760,7 @@
         </w:trPr>
         <w:tc>
           <w:tcPr>
-            <w:tcW w:type="dxa" w:w="1052"/>
+            <w:tcW w:type="dxa" w:w="973"/>
             <w:tcBorders>
               <w:top w:val="single" w:color="BFC9D6" w:sz="4"/>
               <w:left w:val="single" w:color="BFC9D6" w:sz="4"/>
@@ -17796,7 +17796,7 @@
         </w:tc>
         <w:tc>
           <w:tcPr>
-            <w:tcW w:type="dxa" w:w="2498"/>
+            <w:tcW w:type="dxa" w:w="1880"/>
             <w:tcBorders>
               <w:top w:val="single" w:color="BFC9D6" w:sz="4"/>
               <w:left w:val="single" w:color="BFC9D6" w:sz="4"/>
@@ -17832,7 +17832,7 @@
         </w:tc>
         <w:tc>
           <w:tcPr>
-            <w:tcW w:type="dxa" w:w="3685"/>
+            <w:tcW w:type="dxa" w:w="4950"/>
             <w:tcBorders>
               <w:top w:val="single" w:color="BFC9D6" w:sz="4"/>
               <w:left w:val="single" w:color="BFC9D6" w:sz="4"/>
@@ -17877,7 +17877,7 @@
         </w:tc>
         <w:tc>
           <w:tcPr>
-            <w:tcW w:type="dxa" w:w="1183"/>
+            <w:tcW w:type="dxa" w:w="973"/>
             <w:tcBorders>
               <w:top w:val="single" w:color="BFC9D6" w:sz="4"/>
               <w:left w:val="single" w:color="BFC9D6" w:sz="4"/>
@@ -17913,7 +17913,7 @@
         </w:tc>
         <w:tc>
           <w:tcPr>
-            <w:tcW w:type="dxa" w:w="1446"/>
+            <w:tcW w:type="dxa" w:w="1088"/>
             <w:tcBorders>
               <w:top w:val="single" w:color="BFC9D6" w:sz="4"/>
               <w:left w:val="single" w:color="BFC9D6" w:sz="4"/>
@@ -17954,7 +17954,7 @@
         </w:trPr>
         <w:tc>
           <w:tcPr>
-            <w:tcW w:type="dxa" w:w="1052"/>
+            <w:tcW w:type="dxa" w:w="973"/>
             <w:tcBorders>
               <w:top w:val="single" w:color="BFC9D6" w:sz="4"/>
               <w:left w:val="single" w:color="BFC9D6" w:sz="4"/>
@@ -17991,7 +17991,7 @@
         </w:tc>
         <w:tc>
           <w:tcPr>
-            <w:tcW w:type="dxa" w:w="2498"/>
+            <w:tcW w:type="dxa" w:w="1880"/>
             <w:tcBorders>
               <w:top w:val="single" w:color="BFC9D6" w:sz="4"/>
               <w:left w:val="single" w:color="BFC9D6" w:sz="4"/>
@@ -18028,7 +18028,7 @@
         </w:tc>
         <w:tc>
           <w:tcPr>
-            <w:tcW w:type="dxa" w:w="3685"/>
+            <w:tcW w:type="dxa" w:w="4950"/>
             <w:tcBorders>
               <w:top w:val="single" w:color="BFC9D6" w:sz="4"/>
               <w:left w:val="single" w:color="BFC9D6" w:sz="4"/>
@@ -18074,7 +18074,7 @@
         </w:tc>
         <w:tc>
           <w:tcPr>
-            <w:tcW w:type="dxa" w:w="1183"/>
+            <w:tcW w:type="dxa" w:w="973"/>
             <w:tcBorders>
               <w:top w:val="single" w:color="BFC9D6" w:sz="4"/>
               <w:left w:val="single" w:color="BFC9D6" w:sz="4"/>
@@ -18111,7 +18111,7 @@
         </w:tc>
         <w:tc>
           <w:tcPr>
-            <w:tcW w:type="dxa" w:w="1446"/>
+            <w:tcW w:type="dxa" w:w="1088"/>
             <w:tcBorders>
               <w:top w:val="single" w:color="BFC9D6" w:sz="4"/>
               <w:left w:val="single" w:color="BFC9D6" w:sz="4"/>
@@ -18153,7 +18153,7 @@
         </w:trPr>
         <w:tc>
           <w:tcPr>
-            <w:tcW w:type="dxa" w:w="1052"/>
+            <w:tcW w:type="dxa" w:w="973"/>
             <w:tcBorders>
               <w:top w:val="single" w:color="BFC9D6" w:sz="4"/>
               <w:left w:val="single" w:color="BFC9D6" w:sz="4"/>
@@ -18189,7 +18189,7 @@
         </w:tc>
         <w:tc>
           <w:tcPr>
-            <w:tcW w:type="dxa" w:w="2498"/>
+            <w:tcW w:type="dxa" w:w="1880"/>
             <w:tcBorders>
               <w:top w:val="single" w:color="BFC9D6" w:sz="4"/>
               <w:left w:val="single" w:color="BFC9D6" w:sz="4"/>
@@ -18225,7 +18225,7 @@
         </w:tc>
         <w:tc>
           <w:tcPr>
-            <w:tcW w:type="dxa" w:w="3685"/>
+            <w:tcW w:type="dxa" w:w="4950"/>
             <w:tcBorders>
               <w:top w:val="single" w:color="BFC9D6" w:sz="4"/>
               <w:left w:val="single" w:color="BFC9D6" w:sz="4"/>
@@ -18261,7 +18261,7 @@
         </w:tc>
         <w:tc>
           <w:tcPr>
-            <w:tcW w:type="dxa" w:w="1183"/>
+            <w:tcW w:type="dxa" w:w="973"/>
             <w:tcBorders>
               <w:top w:val="single" w:color="BFC9D6" w:sz="4"/>
               <w:left w:val="single" w:color="BFC9D6" w:sz="4"/>
@@ -18297,7 +18297,7 @@
         </w:tc>
         <w:tc>
           <w:tcPr>
-            <w:tcW w:type="dxa" w:w="1446"/>
+            <w:tcW w:type="dxa" w:w="1088"/>
             <w:tcBorders>
               <w:top w:val="single" w:color="BFC9D6" w:sz="4"/>
               <w:left w:val="single" w:color="BFC9D6" w:sz="4"/>
@@ -18338,7 +18338,7 @@
         </w:trPr>
         <w:tc>
           <w:tcPr>
-            <w:tcW w:type="dxa" w:w="1052"/>
+            <w:tcW w:type="dxa" w:w="973"/>
             <w:tcBorders>
               <w:top w:val="single" w:color="BFC9D6" w:sz="4"/>
               <w:left w:val="single" w:color="BFC9D6" w:sz="4"/>
@@ -18375,7 +18375,7 @@
         </w:tc>
         <w:tc>
           <w:tcPr>
-            <w:tcW w:type="dxa" w:w="2498"/>
+            <w:tcW w:type="dxa" w:w="1880"/>
             <w:tcBorders>
               <w:top w:val="single" w:color="BFC9D6" w:sz="4"/>
               <w:left w:val="single" w:color="BFC9D6" w:sz="4"/>
@@ -18412,7 +18412,7 @@
         </w:tc>
         <w:tc>
           <w:tcPr>
-            <w:tcW w:type="dxa" w:w="3685"/>
+            <w:tcW w:type="dxa" w:w="4950"/>
             <w:tcBorders>
               <w:top w:val="single" w:color="BFC9D6" w:sz="4"/>
               <w:left w:val="single" w:color="BFC9D6" w:sz="4"/>
@@ -18521,7 +18521,7 @@
         </w:tc>
         <w:tc>
           <w:tcPr>
-            <w:tcW w:type="dxa" w:w="1183"/>
+            <w:tcW w:type="dxa" w:w="973"/>
             <w:tcBorders>
               <w:top w:val="single" w:color="BFC9D6" w:sz="4"/>
               <w:left w:val="single" w:color="BFC9D6" w:sz="4"/>
@@ -18558,7 +18558,7 @@
         </w:tc>
         <w:tc>
           <w:tcPr>
-            <w:tcW w:type="dxa" w:w="1446"/>
+            <w:tcW w:type="dxa" w:w="1088"/>
             <w:tcBorders>
               <w:top w:val="single" w:color="BFC9D6" w:sz="4"/>
               <w:left w:val="single" w:color="BFC9D6" w:sz="4"/>
@@ -18600,7 +18600,7 @@
         </w:trPr>
         <w:tc>
           <w:tcPr>
-            <w:tcW w:type="dxa" w:w="1052"/>
+            <w:tcW w:type="dxa" w:w="973"/>
             <w:tcBorders>
               <w:top w:val="single" w:color="BFC9D6" w:sz="4"/>
               <w:left w:val="single" w:color="BFC9D6" w:sz="4"/>
@@ -18636,7 +18636,7 @@
         </w:tc>
         <w:tc>
           <w:tcPr>
-            <w:tcW w:type="dxa" w:w="2498"/>
+            <w:tcW w:type="dxa" w:w="1880"/>
             <w:tcBorders>
               <w:top w:val="single" w:color="BFC9D6" w:sz="4"/>
               <w:left w:val="single" w:color="BFC9D6" w:sz="4"/>
@@ -18696,7 +18696,7 @@
         </w:tc>
         <w:tc>
           <w:tcPr>
-            <w:tcW w:type="dxa" w:w="3685"/>
+            <w:tcW w:type="dxa" w:w="4950"/>
             <w:tcBorders>
               <w:top w:val="single" w:color="BFC9D6" w:sz="4"/>
               <w:left w:val="single" w:color="BFC9D6" w:sz="4"/>
@@ -18758,7 +18758,7 @@
         </w:tc>
         <w:tc>
           <w:tcPr>
-            <w:tcW w:type="dxa" w:w="1183"/>
+            <w:tcW w:type="dxa" w:w="973"/>
             <w:tcBorders>
               <w:top w:val="single" w:color="BFC9D6" w:sz="4"/>
               <w:left w:val="single" w:color="BFC9D6" w:sz="4"/>
@@ -18794,7 +18794,7 @@
         </w:tc>
         <w:tc>
           <w:tcPr>
-            <w:tcW w:type="dxa" w:w="1446"/>
+            <w:tcW w:type="dxa" w:w="1088"/>
             <w:tcBorders>
               <w:top w:val="single" w:color="BFC9D6" w:sz="4"/>
               <w:left w:val="single" w:color="BFC9D6" w:sz="4"/>
@@ -18835,7 +18835,7 @@
         </w:trPr>
         <w:tc>
           <w:tcPr>
-            <w:tcW w:type="dxa" w:w="1052"/>
+            <w:tcW w:type="dxa" w:w="973"/>
             <w:tcBorders>
               <w:top w:val="single" w:color="BFC9D6" w:sz="4"/>
               <w:left w:val="single" w:color="BFC9D6" w:sz="4"/>
@@ -18872,7 +18872,7 @@
         </w:tc>
         <w:tc>
           <w:tcPr>
-            <w:tcW w:type="dxa" w:w="2498"/>
+            <w:tcW w:type="dxa" w:w="1880"/>
             <w:tcBorders>
               <w:top w:val="single" w:color="BFC9D6" w:sz="4"/>
               <w:left w:val="single" w:color="BFC9D6" w:sz="4"/>
@@ -18909,7 +18909,7 @@
         </w:tc>
         <w:tc>
           <w:tcPr>
-            <w:tcW w:type="dxa" w:w="3685"/>
+            <w:tcW w:type="dxa" w:w="4950"/>
             <w:tcBorders>
               <w:top w:val="single" w:color="BFC9D6" w:sz="4"/>
               <w:left w:val="single" w:color="BFC9D6" w:sz="4"/>
@@ -19064,7 +19064,7 @@
         </w:tc>
         <w:tc>
           <w:tcPr>
-            <w:tcW w:type="dxa" w:w="1183"/>
+            <w:tcW w:type="dxa" w:w="973"/>
             <w:tcBorders>
               <w:top w:val="single" w:color="BFC9D6" w:sz="4"/>
               <w:left w:val="single" w:color="BFC9D6" w:sz="4"/>
@@ -19101,7 +19101,7 @@
         </w:tc>
         <w:tc>
           <w:tcPr>
-            <w:tcW w:type="dxa" w:w="1446"/>
+            <w:tcW w:type="dxa" w:w="1088"/>
             <w:tcBorders>
               <w:top w:val="single" w:color="BFC9D6" w:sz="4"/>
               <w:left w:val="single" w:color="BFC9D6" w:sz="4"/>
@@ -19143,7 +19143,7 @@
         </w:trPr>
         <w:tc>
           <w:tcPr>
-            <w:tcW w:type="dxa" w:w="1052"/>
+            <w:tcW w:type="dxa" w:w="973"/>
             <w:tcBorders>
               <w:top w:val="single" w:color="BFC9D6" w:sz="4"/>
               <w:left w:val="single" w:color="BFC9D6" w:sz="4"/>
@@ -19179,7 +19179,7 @@
         </w:tc>
         <w:tc>
           <w:tcPr>
-            <w:tcW w:type="dxa" w:w="2498"/>
+            <w:tcW w:type="dxa" w:w="1880"/>
             <w:tcBorders>
               <w:top w:val="single" w:color="BFC9D6" w:sz="4"/>
               <w:left w:val="single" w:color="BFC9D6" w:sz="4"/>
@@ -19263,7 +19263,7 @@
         </w:tc>
         <w:tc>
           <w:tcPr>
-            <w:tcW w:type="dxa" w:w="3685"/>
+            <w:tcW w:type="dxa" w:w="4950"/>
             <w:tcBorders>
               <w:top w:val="single" w:color="BFC9D6" w:sz="4"/>
               <w:left w:val="single" w:color="BFC9D6" w:sz="4"/>
@@ -19323,7 +19323,7 @@
         </w:tc>
         <w:tc>
           <w:tcPr>
-            <w:tcW w:type="dxa" w:w="1183"/>
+            <w:tcW w:type="dxa" w:w="973"/>
             <w:tcBorders>
               <w:top w:val="single" w:color="BFC9D6" w:sz="4"/>
               <w:left w:val="single" w:color="BFC9D6" w:sz="4"/>
@@ -19359,7 +19359,7 @@
         </w:tc>
         <w:tc>
           <w:tcPr>
-            <w:tcW w:type="dxa" w:w="1446"/>
+            <w:tcW w:type="dxa" w:w="1088"/>
             <w:tcBorders>
               <w:top w:val="single" w:color="BFC9D6" w:sz="4"/>
               <w:left w:val="single" w:color="BFC9D6" w:sz="4"/>
@@ -19400,7 +19400,7 @@
         </w:trPr>
         <w:tc>
           <w:tcPr>
-            <w:tcW w:type="dxa" w:w="1052"/>
+            <w:tcW w:type="dxa" w:w="973"/>
             <w:tcBorders>
               <w:top w:val="single" w:color="BFC9D6" w:sz="4"/>
               <w:left w:val="single" w:color="BFC9D6" w:sz="4"/>
@@ -19437,7 +19437,7 @@
         </w:tc>
         <w:tc>
           <w:tcPr>
-            <w:tcW w:type="dxa" w:w="2498"/>
+            <w:tcW w:type="dxa" w:w="1880"/>
             <w:tcBorders>
               <w:top w:val="single" w:color="BFC9D6" w:sz="4"/>
               <w:left w:val="single" w:color="BFC9D6" w:sz="4"/>
@@ -19474,7 +19474,7 @@
         </w:tc>
         <w:tc>
           <w:tcPr>
-            <w:tcW w:type="dxa" w:w="3685"/>
+            <w:tcW w:type="dxa" w:w="4950"/>
             <w:tcBorders>
               <w:top w:val="single" w:color="BFC9D6" w:sz="4"/>
               <w:left w:val="single" w:color="BFC9D6" w:sz="4"/>
@@ -19498,14 +19498,23 @@
             </w:pPr>
             <w:r>
               <w:rPr>
-                <w:rFonts w:ascii="Arial" w:cs="Arial" w:eastAsia="Arial" w:hAnsi="Arial"/>
-                <w:b w:val="false"/>
-                <w:bCs w:val="false"/>
-                <w:sz w:val="18"/>
-                <w:szCs w:val="18"/>
-                <w:rtl/>
-              </w:rPr>
-              <w:t xml:space="preserve">إجراءات بصفة </w:t>
+                <w:rFonts w:ascii="Segoe UI Emoji" w:cs="Segoe UI Emoji" w:eastAsia="Segoe UI Emoji" w:hAnsi="Segoe UI Emoji"/>
+                <w:sz w:val="18"/>
+                <w:szCs w:val="18"/>
+                <w:rtl/>
+              </w:rPr>
+              <w:t xml:space="preserve">✅</w:t>
+            </w:r>
+            <w:r>
+              <w:rPr>
+                <w:rFonts w:ascii="Arial" w:cs="Arial" w:eastAsia="Arial" w:hAnsi="Arial"/>
+                <w:b w:val="false"/>
+                <w:bCs w:val="false"/>
+                <w:sz w:val="18"/>
+                <w:szCs w:val="18"/>
+                <w:rtl/>
+              </w:rPr>
+              <w:t xml:space="preserve"> منفّذ (2026-10-13): تمديد الخمول والخروج (ADR 0003)، وطلب التصدير وموافقته ومهمتا التصدير وانتهاء الحزم (docs/adr/0008-data-export-in-read-only-states.md، الاختبارات X1 إلى X6). المقترح: إجراءات بصفة </w:t>
             </w:r>
             <w:r>
               <w:rPr>
@@ -19535,7 +19544,7 @@
         </w:tc>
         <w:tc>
           <w:tcPr>
-            <w:tcW w:type="dxa" w:w="1183"/>
+            <w:tcW w:type="dxa" w:w="973"/>
             <w:tcBorders>
               <w:top w:val="single" w:color="BFC9D6" w:sz="4"/>
               <w:left w:val="single" w:color="BFC9D6" w:sz="4"/>
@@ -19572,7 +19581,7 @@
         </w:tc>
         <w:tc>
           <w:tcPr>
-            <w:tcW w:type="dxa" w:w="1446"/>
+            <w:tcW w:type="dxa" w:w="1088"/>
             <w:tcBorders>
               <w:top w:val="single" w:color="BFC9D6" w:sz="4"/>
               <w:left w:val="single" w:color="BFC9D6" w:sz="4"/>
@@ -19614,7 +19623,7 @@
         </w:trPr>
         <w:tc>
           <w:tcPr>
-            <w:tcW w:type="dxa" w:w="1052"/>
+            <w:tcW w:type="dxa" w:w="973"/>
             <w:tcBorders>
               <w:top w:val="single" w:color="BFC9D6" w:sz="4"/>
               <w:left w:val="single" w:color="BFC9D6" w:sz="4"/>
@@ -19650,7 +19659,7 @@
         </w:tc>
         <w:tc>
           <w:tcPr>
-            <w:tcW w:type="dxa" w:w="2498"/>
+            <w:tcW w:type="dxa" w:w="1880"/>
             <w:tcBorders>
               <w:top w:val="single" w:color="BFC9D6" w:sz="4"/>
               <w:left w:val="single" w:color="BFC9D6" w:sz="4"/>
@@ -19686,7 +19695,7 @@
         </w:tc>
         <w:tc>
           <w:tcPr>
-            <w:tcW w:type="dxa" w:w="3685"/>
+            <w:tcW w:type="dxa" w:w="4950"/>
             <w:tcBorders>
               <w:top w:val="single" w:color="BFC9D6" w:sz="4"/>
               <w:left w:val="single" w:color="BFC9D6" w:sz="4"/>
@@ -19770,7 +19779,7 @@
         </w:tc>
         <w:tc>
           <w:tcPr>
-            <w:tcW w:type="dxa" w:w="1183"/>
+            <w:tcW w:type="dxa" w:w="973"/>
             <w:tcBorders>
               <w:top w:val="single" w:color="BFC9D6" w:sz="4"/>
               <w:left w:val="single" w:color="BFC9D6" w:sz="4"/>
@@ -19806,7 +19815,7 @@
         </w:tc>
         <w:tc>
           <w:tcPr>
-            <w:tcW w:type="dxa" w:w="1446"/>
+            <w:tcW w:type="dxa" w:w="1088"/>
             <w:tcBorders>
               <w:top w:val="single" w:color="BFC9D6" w:sz="4"/>
               <w:left w:val="single" w:color="BFC9D6" w:sz="4"/>

--- a/treasury-platform/docs/30-readiness/word/DOC-F04-tenant-context-binding-sequence.docx
+++ b/treasury-platform/docs/30-readiness/word/DOC-F04-tenant-context-binding-sequence.docx
@@ -1114,7 +1114,7 @@
           <w:szCs w:val="20"/>
           <w:rtl/>
         </w:rPr>
-        <w:t xml:space="preserve"> وحالات المشترك من §7.4 (الاختبارات J1 إلى J6)، وربط الدعم (§6.2) منفّذ في db/static/036_operator_and_support.sql بدور </w:t>
+        <w:t xml:space="preserve"> وحالات المشترك من §7.4 (الاختبارات J1 إلى J6، وJ7 تدقيق الربط)، وربط الدعم (§6.2) منفّذ في db/static/036_operator_and_support.sql بدور </w:t>
       </w:r>
       <w:r>
         <w:rPr>
@@ -15699,12 +15699,12 @@
         </w:tblBorders>
       </w:tblPr>
       <w:tblGrid>
-        <w:gridCol w:w="3117"/>
-        <w:gridCol w:w="1384"/>
-        <w:gridCol w:w="1557"/>
-        <w:gridCol w:w="1384"/>
-        <w:gridCol w:w="1211"/>
-        <w:gridCol w:w="1211"/>
+        <w:gridCol w:w="2405"/>
+        <w:gridCol w:w="1069"/>
+        <w:gridCol w:w="1202"/>
+        <w:gridCol w:w="3210"/>
+        <w:gridCol w:w="989"/>
+        <w:gridCol w:w="989"/>
       </w:tblGrid>
       <w:tr>
         <w:trPr>
@@ -15713,7 +15713,7 @@
         </w:trPr>
         <w:tc>
           <w:tcPr>
-            <w:tcW w:type="dxa" w:w="3117"/>
+            <w:tcW w:type="dxa" w:w="2405"/>
             <w:tcBorders>
               <w:top w:val="single" w:color="BFC9D6" w:sz="4"/>
               <w:left w:val="single" w:color="BFC9D6" w:sz="4"/>
@@ -15751,7 +15751,7 @@
         </w:tc>
         <w:tc>
           <w:tcPr>
-            <w:tcW w:type="dxa" w:w="1384"/>
+            <w:tcW w:type="dxa" w:w="1069"/>
             <w:tcBorders>
               <w:top w:val="single" w:color="BFC9D6" w:sz="4"/>
               <w:left w:val="single" w:color="BFC9D6" w:sz="4"/>
@@ -15789,7 +15789,7 @@
         </w:tc>
         <w:tc>
           <w:tcPr>
-            <w:tcW w:type="dxa" w:w="1557"/>
+            <w:tcW w:type="dxa" w:w="1202"/>
             <w:tcBorders>
               <w:top w:val="single" w:color="BFC9D6" w:sz="4"/>
               <w:left w:val="single" w:color="BFC9D6" w:sz="4"/>
@@ -15827,7 +15827,7 @@
         </w:tc>
         <w:tc>
           <w:tcPr>
-            <w:tcW w:type="dxa" w:w="1384"/>
+            <w:tcW w:type="dxa" w:w="3210"/>
             <w:tcBorders>
               <w:top w:val="single" w:color="BFC9D6" w:sz="4"/>
               <w:left w:val="single" w:color="BFC9D6" w:sz="4"/>
@@ -15865,7 +15865,7 @@
         </w:tc>
         <w:tc>
           <w:tcPr>
-            <w:tcW w:type="dxa" w:w="1211"/>
+            <w:tcW w:type="dxa" w:w="989"/>
             <w:tcBorders>
               <w:top w:val="single" w:color="BFC9D6" w:sz="4"/>
               <w:left w:val="single" w:color="BFC9D6" w:sz="4"/>
@@ -15903,7 +15903,7 @@
         </w:tc>
         <w:tc>
           <w:tcPr>
-            <w:tcW w:type="dxa" w:w="1211"/>
+            <w:tcW w:type="dxa" w:w="989"/>
             <w:tcBorders>
               <w:top w:val="single" w:color="BFC9D6" w:sz="4"/>
               <w:left w:val="single" w:color="BFC9D6" w:sz="4"/>
@@ -15946,7 +15946,7 @@
         </w:trPr>
         <w:tc>
           <w:tcPr>
-            <w:tcW w:type="dxa" w:w="3117"/>
+            <w:tcW w:type="dxa" w:w="2405"/>
             <w:tcBorders>
               <w:top w:val="single" w:color="BFC9D6" w:sz="4"/>
               <w:left w:val="single" w:color="BFC9D6" w:sz="4"/>
@@ -15982,7 +15982,7 @@
         </w:tc>
         <w:tc>
           <w:tcPr>
-            <w:tcW w:type="dxa" w:w="1384"/>
+            <w:tcW w:type="dxa" w:w="1069"/>
             <w:tcBorders>
               <w:top w:val="single" w:color="BFC9D6" w:sz="4"/>
               <w:left w:val="single" w:color="BFC9D6" w:sz="4"/>
@@ -16018,7 +16018,7 @@
         </w:tc>
         <w:tc>
           <w:tcPr>
-            <w:tcW w:type="dxa" w:w="1557"/>
+            <w:tcW w:type="dxa" w:w="1202"/>
             <w:tcBorders>
               <w:top w:val="single" w:color="BFC9D6" w:sz="4"/>
               <w:left w:val="single" w:color="BFC9D6" w:sz="4"/>
@@ -16054,7 +16054,7 @@
         </w:tc>
         <w:tc>
           <w:tcPr>
-            <w:tcW w:type="dxa" w:w="1384"/>
+            <w:tcW w:type="dxa" w:w="3210"/>
             <w:tcBorders>
               <w:top w:val="single" w:color="BFC9D6" w:sz="4"/>
               <w:left w:val="single" w:color="BFC9D6" w:sz="4"/>
@@ -16090,7 +16090,7 @@
         </w:tc>
         <w:tc>
           <w:tcPr>
-            <w:tcW w:type="dxa" w:w="1211"/>
+            <w:tcW w:type="dxa" w:w="989"/>
             <w:tcBorders>
               <w:top w:val="single" w:color="BFC9D6" w:sz="4"/>
               <w:left w:val="single" w:color="BFC9D6" w:sz="4"/>
@@ -16126,7 +16126,7 @@
         </w:tc>
         <w:tc>
           <w:tcPr>
-            <w:tcW w:type="dxa" w:w="1211"/>
+            <w:tcW w:type="dxa" w:w="989"/>
             <w:tcBorders>
               <w:top w:val="single" w:color="BFC9D6" w:sz="4"/>
               <w:left w:val="single" w:color="BFC9D6" w:sz="4"/>
@@ -16167,7 +16167,7 @@
         </w:trPr>
         <w:tc>
           <w:tcPr>
-            <w:tcW w:type="dxa" w:w="3117"/>
+            <w:tcW w:type="dxa" w:w="2405"/>
             <w:tcBorders>
               <w:top w:val="single" w:color="BFC9D6" w:sz="4"/>
               <w:left w:val="single" w:color="BFC9D6" w:sz="4"/>
@@ -16204,7 +16204,7 @@
         </w:tc>
         <w:tc>
           <w:tcPr>
-            <w:tcW w:type="dxa" w:w="1384"/>
+            <w:tcW w:type="dxa" w:w="1069"/>
             <w:tcBorders>
               <w:top w:val="single" w:color="BFC9D6" w:sz="4"/>
               <w:left w:val="single" w:color="BFC9D6" w:sz="4"/>
@@ -16241,7 +16241,7 @@
         </w:tc>
         <w:tc>
           <w:tcPr>
-            <w:tcW w:type="dxa" w:w="1557"/>
+            <w:tcW w:type="dxa" w:w="1202"/>
             <w:tcBorders>
               <w:top w:val="single" w:color="BFC9D6" w:sz="4"/>
               <w:left w:val="single" w:color="BFC9D6" w:sz="4"/>
@@ -16278,7 +16278,7 @@
         </w:tc>
         <w:tc>
           <w:tcPr>
-            <w:tcW w:type="dxa" w:w="1384"/>
+            <w:tcW w:type="dxa" w:w="3210"/>
             <w:tcBorders>
               <w:top w:val="single" w:color="BFC9D6" w:sz="4"/>
               <w:left w:val="single" w:color="BFC9D6" w:sz="4"/>
@@ -16309,13 +16309,13 @@
                 <w:szCs w:val="18"/>
                 <w:rtl/>
               </w:rPr>
-              <w:t xml:space="preserve">التصدير وتنظيف الجلسات فقط</w:t>
-            </w:r>
-          </w:p>
-        </w:tc>
-        <w:tc>
-          <w:tcPr>
-            <w:tcW w:type="dxa" w:w="1211"/>
+              <w:t xml:space="preserve">التصدير وحده (JOB-PLT-EXPORT وJOB-PLT-EXPORT-EXPIRE)؛ لا مهمة لتنظيف الجلسات</w:t>
+            </w:r>
+          </w:p>
+        </w:tc>
+        <w:tc>
+          <w:tcPr>
+            <w:tcW w:type="dxa" w:w="989"/>
             <w:tcBorders>
               <w:top w:val="single" w:color="BFC9D6" w:sz="4"/>
               <w:left w:val="single" w:color="BFC9D6" w:sz="4"/>
@@ -16352,7 +16352,7 @@
         </w:tc>
         <w:tc>
           <w:tcPr>
-            <w:tcW w:type="dxa" w:w="1211"/>
+            <w:tcW w:type="dxa" w:w="989"/>
             <w:tcBorders>
               <w:top w:val="single" w:color="BFC9D6" w:sz="4"/>
               <w:left w:val="single" w:color="BFC9D6" w:sz="4"/>
@@ -16394,7 +16394,7 @@
         </w:trPr>
         <w:tc>
           <w:tcPr>
-            <w:tcW w:type="dxa" w:w="3117"/>
+            <w:tcW w:type="dxa" w:w="2405"/>
             <w:tcBorders>
               <w:top w:val="single" w:color="BFC9D6" w:sz="4"/>
               <w:left w:val="single" w:color="BFC9D6" w:sz="4"/>
@@ -16443,7 +16443,7 @@
         </w:tc>
         <w:tc>
           <w:tcPr>
-            <w:tcW w:type="dxa" w:w="1384"/>
+            <w:tcW w:type="dxa" w:w="1069"/>
             <w:tcBorders>
               <w:top w:val="single" w:color="BFC9D6" w:sz="4"/>
               <w:left w:val="single" w:color="BFC9D6" w:sz="4"/>
@@ -16479,7 +16479,7 @@
         </w:tc>
         <w:tc>
           <w:tcPr>
-            <w:tcW w:type="dxa" w:w="1557"/>
+            <w:tcW w:type="dxa" w:w="1202"/>
             <w:tcBorders>
               <w:top w:val="single" w:color="BFC9D6" w:sz="4"/>
               <w:left w:val="single" w:color="BFC9D6" w:sz="4"/>
@@ -16515,43 +16515,43 @@
         </w:tc>
         <w:tc>
           <w:tcPr>
-            <w:tcW w:type="dxa" w:w="1384"/>
-            <w:tcBorders>
-              <w:top w:val="single" w:color="BFC9D6" w:sz="4"/>
-              <w:left w:val="single" w:color="BFC9D6" w:sz="4"/>
-              <w:bottom w:val="single" w:color="BFC9D6" w:sz="4"/>
-              <w:right w:val="single" w:color="BFC9D6" w:sz="4"/>
-            </w:tcBorders>
-            <w:tcMar>
-              <w:top w:type="dxa" w:w="50"/>
-              <w:left w:type="dxa" w:w="90"/>
-              <w:bottom w:type="dxa" w:w="50"/>
-              <w:right w:type="dxa" w:w="90"/>
-            </w:tcMar>
-            <w:vAlign w:val="top"/>
-          </w:tcPr>
-          <w:p>
-            <w:pPr>
-              <w:keepNext w:val="false"/>
-              <w:bidi/>
-              <w:spacing w:after="30" w:before="30" w:line="264"/>
-            </w:pPr>
-            <w:r>
-              <w:rPr>
-                <w:rFonts w:ascii="Arial" w:cs="Arial" w:eastAsia="Arial" w:hAnsi="Arial"/>
-                <w:b w:val="false"/>
-                <w:bCs w:val="false"/>
-                <w:sz w:val="18"/>
-                <w:szCs w:val="18"/>
-                <w:rtl/>
-              </w:rPr>
-              <w:t xml:space="preserve">التصدير وتنظيف الجلسات فقط</w:t>
-            </w:r>
-          </w:p>
-        </w:tc>
-        <w:tc>
-          <w:tcPr>
-            <w:tcW w:type="dxa" w:w="1211"/>
+            <w:tcW w:type="dxa" w:w="3210"/>
+            <w:tcBorders>
+              <w:top w:val="single" w:color="BFC9D6" w:sz="4"/>
+              <w:left w:val="single" w:color="BFC9D6" w:sz="4"/>
+              <w:bottom w:val="single" w:color="BFC9D6" w:sz="4"/>
+              <w:right w:val="single" w:color="BFC9D6" w:sz="4"/>
+            </w:tcBorders>
+            <w:tcMar>
+              <w:top w:type="dxa" w:w="50"/>
+              <w:left w:type="dxa" w:w="90"/>
+              <w:bottom w:type="dxa" w:w="50"/>
+              <w:right w:type="dxa" w:w="90"/>
+            </w:tcMar>
+            <w:vAlign w:val="top"/>
+          </w:tcPr>
+          <w:p>
+            <w:pPr>
+              <w:keepNext w:val="false"/>
+              <w:bidi/>
+              <w:spacing w:after="30" w:before="30" w:line="264"/>
+            </w:pPr>
+            <w:r>
+              <w:rPr>
+                <w:rFonts w:ascii="Arial" w:cs="Arial" w:eastAsia="Arial" w:hAnsi="Arial"/>
+                <w:b w:val="false"/>
+                <w:bCs w:val="false"/>
+                <w:sz w:val="18"/>
+                <w:szCs w:val="18"/>
+                <w:rtl/>
+              </w:rPr>
+              <w:t xml:space="preserve">التصدير وحده (JOB-PLT-EXPORT وJOB-PLT-EXPORT-EXPIRE)؛ لا مهمة لتنظيف الجلسات</w:t>
+            </w:r>
+          </w:p>
+        </w:tc>
+        <w:tc>
+          <w:tcPr>
+            <w:tcW w:type="dxa" w:w="989"/>
             <w:tcBorders>
               <w:top w:val="single" w:color="BFC9D6" w:sz="4"/>
               <w:left w:val="single" w:color="BFC9D6" w:sz="4"/>
@@ -16587,7 +16587,7 @@
         </w:tc>
         <w:tc>
           <w:tcPr>
-            <w:tcW w:type="dxa" w:w="1211"/>
+            <w:tcW w:type="dxa" w:w="989"/>
             <w:tcBorders>
               <w:top w:val="single" w:color="BFC9D6" w:sz="4"/>
               <w:left w:val="single" w:color="BFC9D6" w:sz="4"/>
@@ -16628,7 +16628,7 @@
         </w:trPr>
         <w:tc>
           <w:tcPr>
-            <w:tcW w:type="dxa" w:w="3117"/>
+            <w:tcW w:type="dxa" w:w="2405"/>
             <w:tcBorders>
               <w:top w:val="single" w:color="BFC9D6" w:sz="4"/>
               <w:left w:val="single" w:color="BFC9D6" w:sz="4"/>
@@ -16665,7 +16665,7 @@
         </w:tc>
         <w:tc>
           <w:tcPr>
-            <w:tcW w:type="dxa" w:w="1384"/>
+            <w:tcW w:type="dxa" w:w="1069"/>
             <w:tcBorders>
               <w:top w:val="single" w:color="BFC9D6" w:sz="4"/>
               <w:left w:val="single" w:color="BFC9D6" w:sz="4"/>
@@ -16702,7 +16702,7 @@
         </w:tc>
         <w:tc>
           <w:tcPr>
-            <w:tcW w:type="dxa" w:w="1557"/>
+            <w:tcW w:type="dxa" w:w="1202"/>
             <w:tcBorders>
               <w:top w:val="single" w:color="BFC9D6" w:sz="4"/>
               <w:left w:val="single" w:color="BFC9D6" w:sz="4"/>
@@ -16739,7 +16739,7 @@
         </w:tc>
         <w:tc>
           <w:tcPr>
-            <w:tcW w:type="dxa" w:w="1384"/>
+            <w:tcW w:type="dxa" w:w="3210"/>
             <w:tcBorders>
               <w:top w:val="single" w:color="BFC9D6" w:sz="4"/>
               <w:left w:val="single" w:color="BFC9D6" w:sz="4"/>
@@ -16776,7 +16776,7 @@
         </w:tc>
         <w:tc>
           <w:tcPr>
-            <w:tcW w:type="dxa" w:w="1211"/>
+            <w:tcW w:type="dxa" w:w="989"/>
             <w:tcBorders>
               <w:top w:val="single" w:color="BFC9D6" w:sz="4"/>
               <w:left w:val="single" w:color="BFC9D6" w:sz="4"/>
@@ -16813,7 +16813,7 @@
         </w:tc>
         <w:tc>
           <w:tcPr>
-            <w:tcW w:type="dxa" w:w="1211"/>
+            <w:tcW w:type="dxa" w:w="989"/>
             <w:tcBorders>
               <w:top w:val="single" w:color="BFC9D6" w:sz="4"/>
               <w:left w:val="single" w:color="BFC9D6" w:sz="4"/>
@@ -16855,7 +16855,7 @@
         </w:trPr>
         <w:tc>
           <w:tcPr>
-            <w:tcW w:type="dxa" w:w="3117"/>
+            <w:tcW w:type="dxa" w:w="2405"/>
             <w:tcBorders>
               <w:top w:val="single" w:color="BFC9D6" w:sz="4"/>
               <w:left w:val="single" w:color="BFC9D6" w:sz="4"/>
@@ -16891,7 +16891,7 @@
         </w:tc>
         <w:tc>
           <w:tcPr>
-            <w:tcW w:type="dxa" w:w="1384"/>
+            <w:tcW w:type="dxa" w:w="1069"/>
             <w:tcBorders>
               <w:top w:val="single" w:color="BFC9D6" w:sz="4"/>
               <w:left w:val="single" w:color="BFC9D6" w:sz="4"/>
@@ -16927,7 +16927,7 @@
         </w:tc>
         <w:tc>
           <w:tcPr>
-            <w:tcW w:type="dxa" w:w="1557"/>
+            <w:tcW w:type="dxa" w:w="1202"/>
             <w:tcBorders>
               <w:top w:val="single" w:color="BFC9D6" w:sz="4"/>
               <w:left w:val="single" w:color="BFC9D6" w:sz="4"/>
@@ -16963,7 +16963,7 @@
         </w:tc>
         <w:tc>
           <w:tcPr>
-            <w:tcW w:type="dxa" w:w="1384"/>
+            <w:tcW w:type="dxa" w:w="3210"/>
             <w:tcBorders>
               <w:top w:val="single" w:color="BFC9D6" w:sz="4"/>
               <w:left w:val="single" w:color="BFC9D6" w:sz="4"/>
@@ -16999,7 +16999,7 @@
         </w:tc>
         <w:tc>
           <w:tcPr>
-            <w:tcW w:type="dxa" w:w="1211"/>
+            <w:tcW w:type="dxa" w:w="989"/>
             <w:tcBorders>
               <w:top w:val="single" w:color="BFC9D6" w:sz="4"/>
               <w:left w:val="single" w:color="BFC9D6" w:sz="4"/>
@@ -17035,7 +17035,7 @@
         </w:tc>
         <w:tc>
           <w:tcPr>
-            <w:tcW w:type="dxa" w:w="1211"/>
+            <w:tcW w:type="dxa" w:w="989"/>
             <w:tcBorders>
               <w:top w:val="single" w:color="BFC9D6" w:sz="4"/>
               <w:left w:val="single" w:color="BFC9D6" w:sz="4"/>
